--- a/sorular/GK_Karma_Test_3_50soru.docx
+++ b/sorular/GK_Karma_Test_3_50soru.docx
@@ -4004,7 +4004,7 @@
         <w:t xml:space="preserve">D) </w:t>
       </w:r>
       <w:r>
-        <w:t xml:space="preserve">Gümrük vergilerinin ceza gerektiren ve zamanaşımı daha uzun olan bir fiile ilişkin olması ve bu fiil nedeniyle ceza davası açılmış olması kaydıyla gelir eksiği, ceza davasının sonuçlanması beklenerek ilgili kanunlarda belirlenen zamanaşımı süreleri içerisinde takip ve tahsil edilir.</w:t>
+        <w:t xml:space="preserve">Ceza gerektiren ve zamanaşımı daha uzun bir fiil nedeniyle ceza davası açılmışsa gelir eksiği, ceza davasının sonuçlanması beklenerek ilgili kanunlardaki zamanaşımı süreleri içinde takip ve tahsil edilir.</w:t>
       </w:r>
     </w:p>
     <w:p>
@@ -4608,7 +4608,7 @@
         <w:t xml:space="preserve">C) </w:t>
       </w:r>
       <w:r>
-        <w:t xml:space="preserve">Kaçakçılık suçuna iştirak eden kişi, resmî makamlar haber almadan önce fiili, diğer failleri ve eşyanın saklandığı yerleri merciine haber verir, bu bilgi de faillerin yakalanmasını sağlarsa cezalandırılmaz.</w:t>
+        <w:t xml:space="preserve">Suça iştirak eden kişi, resmî makamlar haber almadan fiili, diğer failleri ve eşyanın saklandığı yerleri merciine haber verir, bu bilgi faillerin yakalanmasını sağlarsa cezalandırılmaz.</w:t>
       </w:r>
     </w:p>
     <w:p>
@@ -13580,7 +13580,7 @@
         <w:t xml:space="preserve">D) </w:t>
       </w:r>
       <w:r>
-        <w:t xml:space="preserve">Gümrük vergilerinin ceza gerektiren ve zamanaşımı daha uzun olan bir fiile ilişkin olması ve bu fiil nedeniyle ceza davası açılmış olması kaydıyla gelir eksiği, ceza davasının sonuçlanması beklenerek ilgili kanunlarda belirlenen zamanaşımı süreleri içerisinde takip ve tahsil edilir.</w:t>
+        <w:t xml:space="preserve">Ceza gerektiren ve zamanaşımı daha uzun bir fiil nedeniyle ceza davası açılmışsa gelir eksiği, ceza davasının sonuçlanması beklenerek ilgili kanunlardaki zamanaşımı süreleri içinde takip ve tahsil edilir.</w:t>
       </w:r>
     </w:p>
     <w:p>
@@ -14639,7 +14639,7 @@
         <w:t xml:space="preserve">C) </w:t>
       </w:r>
       <w:r>
-        <w:t xml:space="preserve">Kaçakçılık suçuna iştirak eden kişi, resmî makamlar haber almadan önce fiili, diğer failleri ve eşyanın saklandığı yerleri merciine haber verir, bu bilgi de faillerin yakalanmasını sağlarsa cezalandırılmaz.</w:t>
+        <w:t xml:space="preserve">Suça iştirak eden kişi, resmî makamlar haber almadan fiili, diğer failleri ve eşyanın saklandığı yerleri merciine haber verir, bu bilgi faillerin yakalanmasını sağlarsa cezalandırılmaz.</w:t>
       </w:r>
     </w:p>
     <w:p>
